--- a/Мавзу2/060.docx
+++ b/Мавзу2/060.docx
@@ -619,7 +619,7 @@
           <w:b w:val="0"/>
           <w:sz w:val="28"/>
         </w:rPr>
-        <w:t>Gram bo'yash va madaniy belgilar yetarli bo'lmasa, qo'shimcha ravishda fibrinolizin va DNKaza faolligi aniqlanadi, chunki S. aureus uchun fibrinolizin va DNKaza hosil qilish xos [2]. Sepsisga shubha bo'lsa, ekilgan bul'on 10 kun davomida saqlanadi: shu vaqt ichida vaqti-vaqti bilan surtma tayyorlanib bo'yaladi va Petri kosachasidagi qonli agarga ekib turiladi; ijobiy natijada toza kultura ajratiladi, aks holda 10 kundan so'ng javob beriladi [2].</w:t>
+        <w:t>Gram bo'yash va kultural belgilar yetarli bo'lmasa, qo'shimcha ravishda fibrinolizin va DNKaza faolligi aniqlanadi, chunki S. aureus uchun fibrinolizin va DNKaza hosil qilish xos [2]. Sepsisga shubha bo'lsa, ekilgan bul'on 10 kun davomida saqlanadi: shu vaqt ichida vaqti-vaqti bilan surtma tayyorlanib bo'yaladi va Petri kosachasidagi qonli agarga ekib turiladi; ijobiy natijada toza kultura ajratiladi, aks holda 10 kundan so'ng javob beriladi [2].</w:t>
       </w:r>
     </w:p>
     <w:p>
